--- a/docs/Architecture.docx
+++ b/docs/Architecture.docx
@@ -108,7 +108,7 @@
                 <w:sz w:val="18"/>
                 <w:szCs w:val="18"/>
               </w:rPr>
-              <w:t xml:space="preserve">June 2026</w:t>
+              <w:t xml:space="preserve">August 2026</w:t>
             </w:r>
           </w:p>
         </w:tc>
@@ -158,7 +158,7 @@
           <w:sz w:val="19"/>
           <w:szCs w:val="19"/>
         </w:rPr>
-        <w:t xml:space="preserve">The Integricity MSP Report Builder is a web application that generates monthly IT health reports for client Microsoft 365 and Intune tenants. It runs entirely on Netlify — a single-page front end plus two serverless functions — and calls the Microsoft Graph API directly from the server side using per-session, per-tenant credentials.</w:t>
+        <w:t xml:space="preserve">The Integricity MSP Report Builder is a web application that generates monthly IT health reports for client Microsoft 365 and Intune tenants. It runs entirely on Netlify — a single-page front end plus five serverless functions — and calls the Microsoft Graph API directly from the server side using per-session, per-tenant credentials (browser wizard) or stored per-client credentials (report-hub integration).</w:t>
       </w:r>
     </w:p>
     <w:p>
@@ -330,7 +330,7 @@
                 <w:sz w:val="18"/>
                 <w:szCs w:val="18"/>
               </w:rPr>
-              <w:t xml:space="preserve">https://integricitymspreport.netlify.app</w:t>
+              <w:t xml:space="preserve">https://integricitymsp.netlify.app</w:t>
             </w:r>
           </w:p>
         </w:tc>
@@ -558,7 +558,7 @@
                 <w:sz w:val="18"/>
                 <w:szCs w:val="18"/>
               </w:rPr>
-              <w:t xml:space="preserve">Two Netlify serverless functions (Node.js)</w:t>
+              <w:t xml:space="preserve">Five Netlify serverless functions (Node.js)</w:t>
             </w:r>
           </w:p>
         </w:tc>
@@ -786,7 +786,7 @@
                 <w:sz w:val="18"/>
                 <w:szCs w:val="18"/>
               </w:rPr>
-              <w:t xml:space="preserve">None — browser session memory only</w:t>
+              <w:t xml:space="preserve">Browser wizard: none, session memory only. Report-hub integration: server-side, via the INTUNE_CLIENTS_JSON environment variable</w:t>
             </w:r>
           </w:p>
         </w:tc>
@@ -836,7 +836,7 @@
           <w:sz w:val="19"/>
           <w:szCs w:val="19"/>
         </w:rPr>
-        <w:t xml:space="preserve">Data flows left to right: the account manager enters tenant credentials into the browser app, which calls Microsoft Graph on the server side, reads data from the client tenant, and renders both an on-screen report and a Word export.</w:t>
+        <w:t xml:space="preserve">Data flows left to right: the account manager enters tenant credentials into the browser app, which calls Microsoft Graph on the server side, reads data from the client tenant, and renders both an on-screen report and a Word/PDF export. A second, parallel path (top of diagram) shows report-hub — a separate consumer application — reaching the same Netlify app through clients.js and report-data.js, using credentials held server-side in lib/clients-store.js rather than the browser wizard's session-only credentials.</w:t>
       </w:r>
     </w:p>
     <w:p>
@@ -853,7 +853,7 @@
       <w:r>
         <w:drawing>
           <wp:inline distT="0" distB="0" distL="0" distR="0">
-            <wp:extent cx="5715000" cy="2695575"/>
+            <wp:extent cx="5715000" cy="3347571"/>
             <wp:effectExtent t="0" r="0" b="0" l="0"/>
             <wp:docPr id="1" name="" descr="" title=""/>
             <wp:cNvGraphicFramePr>
@@ -878,7 +878,7 @@
                   <pic:spPr bwMode="auto">
                     <a:xfrm>
                       <a:off x="0" y="0"/>
-                      <a:ext cx="5715000" cy="2695575"/>
+                      <a:ext cx="5715000" cy="3347571"/>
                     </a:xfrm>
                     <a:prstGeom prst="rect">
                       <a:avLst/>
@@ -1103,7 +1103,7 @@
           <w:sz w:val="19"/>
           <w:szCs w:val="19"/>
         </w:rPr>
-        <w:t xml:space="preserve">The data-gathering function. Accepts tenant credentials and a date range, authenticates against Microsoft Entra ID using the client credentials flow, then issues 17 parallel Graph API calls to build a single structured JSON payload of 52 metrics.</w:t>
+        <w:t xml:space="preserve">The data-gathering function. Accepts tenant credentials and a date range, authenticates against Microsoft Entra ID using the client credentials flow, then issues 16 parallel Graph API calls in a first batch, followed by 2 more parallel sign-in-log calls (full-period and half-period fallback) in a second batch — 18 real Graph API calls in total — to build a single structured JSON payload of 50+ metrics.</w:t>
       </w:r>
     </w:p>
     <w:p>
@@ -1126,7 +1126,7 @@
           <w:sz w:val="19"/>
           <w:szCs w:val="19"/>
         </w:rPr>
-        <w:t xml:space="preserve">Sign-in log query runs sequentially after the other 16 calls to avoid resource contention on large tenants</w:t>
+        <w:t xml:space="preserve">Sign-in log queries (full period + half-period fallback) run as their own parallel batch after the first 16 calls complete — the half-period result is used only if the full-period query errors or times out</w:t>
       </w:r>
     </w:p>
     <w:p>
@@ -1262,7 +1262,7 @@
           <w:sz w:val="19"/>
           <w:szCs w:val="19"/>
         </w:rPr>
-        <w:t xml:space="preserve">Cover page, six report sections, KPI cards, callouts, tables, and an auto-generated risk register all built as native Word tables and paragraphs — not an HTML-to-Word conversion</w:t>
+        <w:t xml:space="preserve">Cover page, nine report sections (Executive Summary, Device &amp; Asset Management, Security Posture, Patch Status, User Data, SharePoint / MS Teams, Ticketing &amp; Support, Recommendations &amp; Opportunities, Security Risk Register), KPI cards, callouts, tables, and an auto-generated risk register all built as native Word tables and paragraphs — not an HTML-to-Word conversion. Executive Summary, Ticketing &amp; Support, and Recommendations &amp; Opportunities are manual-entry sections only, rendered when the account manager fills in the corresponding commentary fields — they carry no Graph-sourced data</w:t>
       </w:r>
     </w:p>
     <w:p>
@@ -1273,11 +1273,8 @@
     </w:p>
     <w:p>
       <w:pPr>
-        <w:pStyle w:val="Heading1"/>
-        <w:pBdr>
-          <w:bottom w:val="single" w:color="0D7CC4" w:sz="8"/>
-        </w:pBdr>
-        <w:spacing w:after="120" w:before="360"/>
+        <w:pStyle w:val="Heading3"/>
+        <w:spacing w:after="60" w:before="180"/>
       </w:pPr>
       <w:r>
         <w:rPr>
@@ -1286,11 +1283,30 @@
           <w:bCs/>
           <w:i w:val="false"/>
           <w:iCs w:val="false"/>
-          <w:color w:val="0D7CC4"/>
-          <w:sz w:val="30"/>
-          <w:szCs w:val="30"/>
-        </w:rPr>
-        <w:t xml:space="preserve">4. Data Flow — Step by Step</w:t>
+          <w:color w:val="1F2937"/>
+          <w:sz w:val="21"/>
+          <w:szCs w:val="21"/>
+        </w:rPr>
+        <w:t xml:space="preserve">netlify/functions/export-pdf.js</w:t>
+      </w:r>
+    </w:p>
+    <w:p>
+      <w:pPr>
+        <w:spacing w:after="120" w:before="0"/>
+        <w:jc w:val="left"/>
+      </w:pPr>
+      <w:r>
+        <w:rPr>
+          <w:rFonts w:ascii="Calibri" w:cs="Calibri" w:eastAsia="Calibri" w:hAnsi="Calibri"/>
+          <w:b w:val="false"/>
+          <w:bCs w:val="false"/>
+          <w:i w:val="false"/>
+          <w:iCs w:val="false"/>
+          <w:color w:val="1F2937"/>
+          <w:sz w:val="19"/>
+          <w:szCs w:val="19"/>
+        </w:rPr>
+        <w:t xml:space="preserve">A second, PDF-native export path mirroring export-docx.js’s full nine-section structure, accepting the same input shape. Built with the jspdf and jspdf-autotable npm packages, Helvetica font only (no custom font files bundled).</w:t>
       </w:r>
     </w:p>
     <w:p>
@@ -1313,7 +1329,7 @@
           <w:sz w:val="19"/>
           <w:szCs w:val="19"/>
         </w:rPr>
-        <w:t xml:space="preserve">1. Account manager enters Tenant ID, Client ID, and Client Secret in the browser</w:t>
+        <w:t xml:space="preserve">No per-IP rate limiting (unlike intune.js and export-docx.js)</w:t>
       </w:r>
     </w:p>
     <w:p>
@@ -1336,7 +1352,149 @@
           <w:sz w:val="19"/>
           <w:szCs w:val="19"/>
         </w:rPr>
-        <w:t xml:space="preserve">2. Browser POSTs credentials + date range to /.netlify/functions/intune</w:t>
+        <w:t xml:space="preserve">Dormant from the app’s own perspective — index.html’s wizard does not call it anywhere; page 4 only offers browser print-to-PDF and Export to Word. Exists for a possible future PDF-export button or other consumers, but is not wired into any UI control today.</w:t>
+      </w:r>
+    </w:p>
+    <w:p>
+      <w:pPr>
+        <w:pStyle w:val="Heading3"/>
+        <w:spacing w:after="60" w:before="180"/>
+      </w:pPr>
+      <w:r>
+        <w:rPr>
+          <w:rFonts w:ascii="Calibri" w:cs="Calibri" w:eastAsia="Calibri" w:hAnsi="Calibri"/>
+          <w:b/>
+          <w:bCs/>
+          <w:i w:val="false"/>
+          <w:iCs w:val="false"/>
+          <w:color w:val="1F2937"/>
+          <w:sz w:val="21"/>
+          <w:szCs w:val="21"/>
+        </w:rPr>
+        <w:t xml:space="preserve">netlify/functions/clients.js</w:t>
+      </w:r>
+    </w:p>
+    <w:p>
+      <w:pPr>
+        <w:spacing w:after="120" w:before="0"/>
+        <w:jc w:val="left"/>
+      </w:pPr>
+      <w:r>
+        <w:rPr>
+          <w:rFonts w:ascii="Calibri" w:cs="Calibri" w:eastAsia="Calibri" w:hAnsi="Calibri"/>
+          <w:b w:val="false"/>
+          <w:bCs w:val="false"/>
+          <w:i w:val="false"/>
+          <w:iCs w:val="false"/>
+          <w:color w:val="1F2937"/>
+          <w:sz w:val="19"/>
+          <w:szCs w:val="19"/>
+        </w:rPr>
+        <w:t xml:space="preserve">Serves report-hub — a separate consumer application, not part of this app’s own browser UI — a stripped-down client picker list: id and display name only, no credentials — sourced from the shared credential store below.</w:t>
+      </w:r>
+    </w:p>
+    <w:p>
+      <w:pPr>
+        <w:pStyle w:val="Heading3"/>
+        <w:spacing w:after="60" w:before="180"/>
+      </w:pPr>
+      <w:r>
+        <w:rPr>
+          <w:rFonts w:ascii="Calibri" w:cs="Calibri" w:eastAsia="Calibri" w:hAnsi="Calibri"/>
+          <w:b/>
+          <w:bCs/>
+          <w:i w:val="false"/>
+          <w:iCs w:val="false"/>
+          <w:color w:val="1F2937"/>
+          <w:sz w:val="21"/>
+          <w:szCs w:val="21"/>
+        </w:rPr>
+        <w:t xml:space="preserve">netlify/functions/report-data.js</w:t>
+      </w:r>
+    </w:p>
+    <w:p>
+      <w:pPr>
+        <w:spacing w:after="120" w:before="0"/>
+        <w:jc w:val="left"/>
+      </w:pPr>
+      <w:r>
+        <w:rPr>
+          <w:rFonts w:ascii="Calibri" w:cs="Calibri" w:eastAsia="Calibri" w:hAnsi="Calibri"/>
+          <w:b w:val="false"/>
+          <w:bCs w:val="false"/>
+          <w:i w:val="false"/>
+          <w:iCs w:val="false"/>
+          <w:color w:val="1F2937"/>
+          <w:sz w:val="19"/>
+          <w:szCs w:val="19"/>
+        </w:rPr>
+        <w:t xml:space="preserve">A headless data endpoint for report-hub. Takes a clientId (plus optional from/to) query parameter, looks up that client’s stored Entra ID credentials via lib/clients-store.js, and calls intune.js’s exported handler directly and internally with those credentials — passing its response straight through unchanged. intune.js itself required no modification to support this.</w:t>
+      </w:r>
+    </w:p>
+    <w:p>
+      <w:pPr>
+        <w:pStyle w:val="Heading3"/>
+        <w:spacing w:after="60" w:before="180"/>
+      </w:pPr>
+      <w:r>
+        <w:rPr>
+          <w:rFonts w:ascii="Calibri" w:cs="Calibri" w:eastAsia="Calibri" w:hAnsi="Calibri"/>
+          <w:b/>
+          <w:bCs/>
+          <w:i w:val="false"/>
+          <w:iCs w:val="false"/>
+          <w:color w:val="1F2937"/>
+          <w:sz w:val="21"/>
+          <w:szCs w:val="21"/>
+        </w:rPr>
+        <w:t xml:space="preserve">netlify/functions/lib/clients-store.js (shared helper, not a Netlify function)</w:t>
+      </w:r>
+    </w:p>
+    <w:p>
+      <w:pPr>
+        <w:spacing w:after="120" w:before="0"/>
+        <w:jc w:val="left"/>
+      </w:pPr>
+      <w:r>
+        <w:rPr>
+          <w:rFonts w:ascii="Calibri" w:cs="Calibri" w:eastAsia="Calibri" w:hAnsi="Calibri"/>
+          <w:b w:val="false"/>
+          <w:bCs w:val="false"/>
+          <w:i w:val="false"/>
+          <w:iCs w:val="false"/>
+          <w:color w:val="1F2937"/>
+          <w:sz w:val="19"/>
+          <w:szCs w:val="19"/>
+        </w:rPr>
+        <w:t xml:space="preserve">Not itself invoked as an HTTP endpoint — a shared internal module used by clients.js and report-data.js. Reads a single Netlify environment variable, INTUNE_CLIENTS_JSON (a JSON array of {id, displayName, tenantId, clientId, clientSecret} objects), and exposes lookup and credential-stripping helpers. This is the only server-side credential storage in the whole application, and it is strictly additive: the browser wizard’s existing per-session, paste-your-own-credentials flow (index.html → intune.js) is completely unaffected and does not require a client to be listed here at all.</w:t>
+      </w:r>
+    </w:p>
+    <w:p>
+      <w:pPr>
+        <w:spacing w:after="200" w:before="0"/>
+        <w:jc w:val="left"/>
+      </w:pPr>
+    </w:p>
+    <w:p>
+      <w:pPr>
+        <w:pStyle w:val="Heading1"/>
+        <w:pBdr>
+          <w:bottom w:val="single" w:color="0D7CC4" w:sz="8"/>
+        </w:pBdr>
+        <w:spacing w:after="120" w:before="360"/>
+      </w:pPr>
+      <w:r>
+        <w:rPr>
+          <w:rFonts w:ascii="Calibri" w:cs="Calibri" w:eastAsia="Calibri" w:hAnsi="Calibri"/>
+          <w:b/>
+          <w:bCs/>
+          <w:i w:val="false"/>
+          <w:iCs w:val="false"/>
+          <w:color w:val="0D7CC4"/>
+          <w:sz w:val="30"/>
+          <w:szCs w:val="30"/>
+        </w:rPr>
+        <w:t xml:space="preserve">4. Data Flow — Step by Step</w:t>
       </w:r>
     </w:p>
     <w:p>
@@ -1359,7 +1517,7 @@
           <w:sz w:val="19"/>
           <w:szCs w:val="19"/>
         </w:rPr>
-        <w:t xml:space="preserve">3. Function requests an OAuth token from https://login.microsoftonline.com/{tenantId}/oauth2/v2.0/token</w:t>
+        <w:t xml:space="preserve">1. Account manager enters Tenant ID, Client ID, and Client Secret in the browser</w:t>
       </w:r>
     </w:p>
     <w:p>
@@ -1382,7 +1540,7 @@
           <w:sz w:val="19"/>
           <w:szCs w:val="19"/>
         </w:rPr>
-        <w:t xml:space="preserve">4. Function issues 17 parallel calls to Microsoft Graph (https://graph.microsoft.com/v1.0/...)</w:t>
+        <w:t xml:space="preserve">2. Browser POSTs credentials + date range to /.netlify/functions/intune</w:t>
       </w:r>
     </w:p>
     <w:p>
@@ -1405,7 +1563,7 @@
           <w:sz w:val="19"/>
           <w:szCs w:val="19"/>
         </w:rPr>
-        <w:t xml:space="preserve">5. Function shapes the raw Graph responses into 52 structured metrics</w:t>
+        <w:t xml:space="preserve">3. Function requests an OAuth token from https://login.microsoftonline.com/{tenantId}/oauth2/v2.0/token</w:t>
       </w:r>
     </w:p>
     <w:p>
@@ -1428,7 +1586,7 @@
           <w:sz w:val="19"/>
           <w:szCs w:val="19"/>
         </w:rPr>
-        <w:t xml:space="preserve">6. Structured JSON returned to the browser and rendered as the on-screen report</w:t>
+        <w:t xml:space="preserve">4. Function issues 16 parallel calls to Microsoft Graph (https://graph.microsoft.com/v1.0/...), followed by 2 more parallel sign-in-log calls (18 total)</w:t>
       </w:r>
     </w:p>
     <w:p>
@@ -1451,7 +1609,7 @@
           <w:sz w:val="19"/>
           <w:szCs w:val="19"/>
         </w:rPr>
-        <w:t xml:space="preserve">7. On request, browser POSTs the same JSON + manual fields to /.netlify/functions/export-docx</w:t>
+        <w:t xml:space="preserve">5. Function shapes the raw Graph responses into 50+ structured metrics</w:t>
       </w:r>
     </w:p>
     <w:p>
@@ -1474,7 +1632,7 @@
           <w:sz w:val="19"/>
           <w:szCs w:val="19"/>
         </w:rPr>
-        <w:t xml:space="preserve">8. Function builds a Word document in memory and returns it as base64</w:t>
+        <w:t xml:space="preserve">6. Structured JSON returned to the browser and rendered as the on-screen report</w:t>
       </w:r>
     </w:p>
     <w:p>
@@ -1497,7 +1655,185 @@
           <w:sz w:val="19"/>
           <w:szCs w:val="19"/>
         </w:rPr>
+        <w:t xml:space="preserve">7. On request, browser POSTs the same JSON + manual fields to /.netlify/functions/export-docx</w:t>
+      </w:r>
+    </w:p>
+    <w:p>
+      <w:pPr>
+        <w:pStyle w:val="ListParagraph"/>
+        <w:numPr>
+          <w:ilvl w:val="0"/>
+          <w:numId w:val="1"/>
+        </w:numPr>
+        <w:spacing w:after="60" w:before="40"/>
+      </w:pPr>
+      <w:r>
+        <w:rPr>
+          <w:rFonts w:ascii="Calibri" w:cs="Calibri" w:eastAsia="Calibri" w:hAnsi="Calibri"/>
+          <w:b w:val="false"/>
+          <w:bCs w:val="false"/>
+          <w:i w:val="false"/>
+          <w:iCs w:val="false"/>
+          <w:color w:val="1F2937"/>
+          <w:sz w:val="19"/>
+          <w:szCs w:val="19"/>
+        </w:rPr>
+        <w:t xml:space="preserve">8. Function builds a Word document in memory and returns it as base64</w:t>
+      </w:r>
+    </w:p>
+    <w:p>
+      <w:pPr>
+        <w:pStyle w:val="ListParagraph"/>
+        <w:numPr>
+          <w:ilvl w:val="0"/>
+          <w:numId w:val="1"/>
+        </w:numPr>
+        <w:spacing w:after="60" w:before="40"/>
+      </w:pPr>
+      <w:r>
+        <w:rPr>
+          <w:rFonts w:ascii="Calibri" w:cs="Calibri" w:eastAsia="Calibri" w:hAnsi="Calibri"/>
+          <w:b w:val="false"/>
+          <w:bCs w:val="false"/>
+          <w:i w:val="false"/>
+          <w:iCs w:val="false"/>
+          <w:color w:val="1F2937"/>
+          <w:sz w:val="19"/>
+          <w:szCs w:val="19"/>
+        </w:rPr>
         <w:t xml:space="preserve">9. Browser decodes the base64 and triggers a file download</w:t>
+      </w:r>
+    </w:p>
+    <w:p>
+      <w:pPr>
+        <w:spacing w:after="200" w:before="0"/>
+        <w:jc w:val="left"/>
+      </w:pPr>
+    </w:p>
+    <w:p>
+      <w:pPr>
+        <w:pStyle w:val="Heading2"/>
+        <w:spacing w:after="80" w:before="240"/>
+      </w:pPr>
+      <w:r>
+        <w:rPr>
+          <w:rFonts w:ascii="Calibri" w:cs="Calibri" w:eastAsia="Calibri" w:hAnsi="Calibri"/>
+          <w:b/>
+          <w:bCs/>
+          <w:i w:val="false"/>
+          <w:iCs w:val="false"/>
+          <w:color w:val="1F2937"/>
+          <w:sz w:val="24"/>
+          <w:szCs w:val="24"/>
+        </w:rPr>
+        <w:t xml:space="preserve">Data Flow — report-hub integration (parallel path)</w:t>
+      </w:r>
+    </w:p>
+    <w:p>
+      <w:pPr>
+        <w:spacing w:after="120" w:before="0"/>
+        <w:jc w:val="left"/>
+      </w:pPr>
+      <w:r>
+        <w:rPr>
+          <w:rFonts w:ascii="Calibri" w:cs="Calibri" w:eastAsia="Calibri" w:hAnsi="Calibri"/>
+          <w:b w:val="false"/>
+          <w:bCs w:val="false"/>
+          <w:i w:val="false"/>
+          <w:iCs w:val="false"/>
+          <w:color w:val="1F2937"/>
+          <w:sz w:val="19"/>
+          <w:szCs w:val="19"/>
+        </w:rPr>
+        <w:t xml:space="preserve">report-hub, a separate consumer application, reaches this same back end through two additional endpoints that the browser wizard never calls:</w:t>
+      </w:r>
+    </w:p>
+    <w:p>
+      <w:pPr>
+        <w:pStyle w:val="ListParagraph"/>
+        <w:numPr>
+          <w:ilvl w:val="0"/>
+          <w:numId w:val="1"/>
+        </w:numPr>
+        <w:spacing w:after="60" w:before="40"/>
+      </w:pPr>
+      <w:r>
+        <w:rPr>
+          <w:rFonts w:ascii="Calibri" w:cs="Calibri" w:eastAsia="Calibri" w:hAnsi="Calibri"/>
+          <w:b w:val="false"/>
+          <w:bCs w:val="false"/>
+          <w:i w:val="false"/>
+          <w:iCs w:val="false"/>
+          <w:color w:val="1F2937"/>
+          <w:sz w:val="19"/>
+          <w:szCs w:val="19"/>
+        </w:rPr>
+        <w:t xml:space="preserve">1. report-hub calls /.netlify/functions/clients to get a list of configured client ids/names (no credentials returned)</w:t>
+      </w:r>
+    </w:p>
+    <w:p>
+      <w:pPr>
+        <w:pStyle w:val="ListParagraph"/>
+        <w:numPr>
+          <w:ilvl w:val="0"/>
+          <w:numId w:val="1"/>
+        </w:numPr>
+        <w:spacing w:after="60" w:before="40"/>
+      </w:pPr>
+      <w:r>
+        <w:rPr>
+          <w:rFonts w:ascii="Calibri" w:cs="Calibri" w:eastAsia="Calibri" w:hAnsi="Calibri"/>
+          <w:b w:val="false"/>
+          <w:bCs w:val="false"/>
+          <w:i w:val="false"/>
+          <w:iCs w:val="false"/>
+          <w:color w:val="1F2937"/>
+          <w:sz w:val="19"/>
+          <w:szCs w:val="19"/>
+        </w:rPr>
+        <w:t xml:space="preserve">2. report-hub calls /.netlify/functions/report-data?clientId=... for a specific client</w:t>
+      </w:r>
+    </w:p>
+    <w:p>
+      <w:pPr>
+        <w:pStyle w:val="ListParagraph"/>
+        <w:numPr>
+          <w:ilvl w:val="0"/>
+          <w:numId w:val="1"/>
+        </w:numPr>
+        <w:spacing w:after="60" w:before="40"/>
+      </w:pPr>
+      <w:r>
+        <w:rPr>
+          <w:rFonts w:ascii="Calibri" w:cs="Calibri" w:eastAsia="Calibri" w:hAnsi="Calibri"/>
+          <w:b w:val="false"/>
+          <w:bCs w:val="false"/>
+          <w:i w:val="false"/>
+          <w:iCs w:val="false"/>
+          <w:color w:val="1F2937"/>
+          <w:sz w:val="19"/>
+          <w:szCs w:val="19"/>
+        </w:rPr>
+        <w:t xml:space="preserve">3. report-data.js looks up that client’s stored credentials from the INTUNE_CLIENTS_JSON environment variable (via lib/clients-store.js) and invokes intune.js’s handler internally with them, returning the same structured JSON payload the browser wizard would have received</w:t>
+      </w:r>
+    </w:p>
+    <w:p>
+      <w:pPr>
+        <w:spacing w:after="120" w:before="0"/>
+        <w:jc w:val="left"/>
+      </w:pPr>
+      <w:r>
+        <w:rPr>
+          <w:rFonts w:ascii="Calibri" w:cs="Calibri" w:eastAsia="Calibri" w:hAnsi="Calibri"/>
+          <w:b w:val="false"/>
+          <w:bCs w:val="false"/>
+          <w:i w:val="false"/>
+          <w:iCs w:val="false"/>
+          <w:color w:val="1F2937"/>
+          <w:sz w:val="19"/>
+          <w:szCs w:val="19"/>
+        </w:rPr>
+        <w:t xml:space="preserve">This path never touches the browser, never uses browser session memory, and does not affect the credential handling described in Section 5 for the wizard flow.</w:t>
       </w:r>
     </w:p>
     <w:p>
@@ -1995,7 +2331,7 @@
                 <w:sz w:val="18"/>
                 <w:szCs w:val="18"/>
               </w:rPr>
-              <w:t xml:space="preserve">Restrictive CSP in netlify.toml — script-src and style-src limited to self plus unsafe-inline for the SPA; connect-src limited to self and login.microsoftonline.com</w:t>
+              <w:t xml:space="preserve">Restrictive CSP in netlify.toml — script-src and style-src limited to self plus unsafe-inline for the SPA; connect-src limited to self, login.microsoftonline.com, and any *.netlify.app subdomain (to support Netlify deploy previews)</w:t>
             </w:r>
           </w:p>
         </w:tc>
@@ -2071,7 +2407,7 @@
                 <w:sz w:val="18"/>
                 <w:szCs w:val="18"/>
               </w:rPr>
-              <w:t xml:space="preserve">In-memory per-IP limits on both functions to reduce abuse risk</w:t>
+              <w:t xml:space="preserve">In-memory per-IP limits on intune.js (10 requests/5 min) and export-docx.js (20 requests/5 min) to reduce abuse risk. export-pdf.js, clients.js, and report-data.js currently have no rate limiting</w:t>
             </w:r>
           </w:p>
         </w:tc>
@@ -2254,7 +2590,7 @@
           <w:sz w:val="30"/>
           <w:szCs w:val="30"/>
         </w:rPr>
-        <w:t xml:space="preserve">6. Metrics Collected (52 total)</w:t>
+        <w:t xml:space="preserve">6. Metrics Collected (50+ total)</w:t>
       </w:r>
     </w:p>
     <w:tbl>
@@ -3259,7 +3595,7 @@
                 <w:sz w:val="18"/>
                 <w:szCs w:val="18"/>
               </w:rPr>
-              <w:t xml:space="preserve">Sign-in query runs sequentially</w:t>
+              <w:t xml:space="preserve">Sign-in queries run as a parallel fallback pair</w:t>
             </w:r>
           </w:p>
         </w:tc>
@@ -3296,7 +3632,7 @@
                 <w:sz w:val="18"/>
                 <w:szCs w:val="18"/>
               </w:rPr>
-              <w:t xml:space="preserve">Avoids resource contention on the Graph API when the other 16 calls are already running in parallel</w:t>
+              <w:t xml:space="preserve">A full-period and half-period sign-in query run in parallel with each other (after the first 16 calls complete); the half-period result covers tenants where the full-period query times out</w:t>
             </w:r>
           </w:p>
         </w:tc>
@@ -3726,7 +4062,7 @@
           <w:sz w:val="19"/>
           <w:szCs w:val="19"/>
         </w:rPr>
-        <w:t xml:space="preserve">The application has no build step. Deployment is either of the following:</w:t>
+        <w:t xml:space="preserve">This repository is linked to GitHub (christian-wood-code/msp-report-builder) and to the live Netlify site (integricitymsp.netlify.app) for continuous deployment. The application has no build step other than npm install, which Netlify’s own build process runs automatically on every deploy.</w:t>
       </w:r>
     </w:p>
     <w:p>
@@ -3745,7 +4081,7 @@
           <w:sz w:val="21"/>
           <w:szCs w:val="21"/>
         </w:rPr>
-        <w:t xml:space="preserve">Option A — Netlify CLI (recommended)</w:t>
+        <w:t xml:space="preserve">Primary — GitHub + Netlify continuous deployment</w:t>
       </w:r>
     </w:p>
     <w:p>
@@ -3765,7 +4101,7 @@
           <w:sz w:val="18"/>
           <w:szCs w:val="18"/>
         </w:rPr>
-        <w:t xml:space="preserve">cd msp-report-builder</w:t>
+        <w:t xml:space="preserve">git add -A</w:t>
       </w:r>
     </w:p>
     <w:p>
@@ -3785,7 +4121,7 @@
           <w:sz w:val="18"/>
           <w:szCs w:val="18"/>
         </w:rPr>
-        <w:t xml:space="preserve">npm install</w:t>
+        <w:t xml:space="preserve">git commit -m "Describe the change"</w:t>
       </w:r>
     </w:p>
     <w:p>
@@ -3805,7 +4141,7 @@
           <w:sz w:val="18"/>
           <w:szCs w:val="18"/>
         </w:rPr>
-        <w:t xml:space="preserve">netlify deploy --prod</w:t>
+        <w:t xml:space="preserve">git push</w:t>
       </w:r>
     </w:p>
     <w:p>
@@ -3813,6 +4149,25 @@
         <w:spacing w:after="120" w:before="0"/>
         <w:jc w:val="left"/>
       </w:pPr>
+    </w:p>
+    <w:p>
+      <w:pPr>
+        <w:spacing w:after="120" w:before="0"/>
+        <w:jc w:val="left"/>
+      </w:pPr>
+      <w:r>
+        <w:rPr>
+          <w:rFonts w:ascii="Calibri" w:cs="Calibri" w:eastAsia="Calibri" w:hAnsi="Calibri"/>
+          <w:b w:val="false"/>
+          <w:bCs w:val="false"/>
+          <w:i w:val="false"/>
+          <w:iCs w:val="false"/>
+          <w:color w:val="1F2937"/>
+          <w:sz w:val="19"/>
+          <w:szCs w:val="19"/>
+        </w:rPr>
+        <w:t xml:space="preserve">Netlify detects the push, builds, and deploys automatically. Critically, the Netlify build always runs npm install — this permanently avoids the "Cannot find module 'docx'" failure that affects the drag-and-drop method below.</w:t>
+      </w:r>
     </w:p>
     <w:p>
       <w:pPr>
@@ -3830,7 +4185,92 @@
           <w:sz w:val="21"/>
           <w:szCs w:val="21"/>
         </w:rPr>
-        <w:t xml:space="preserve">Option B — Netlify UI drag-and-drop</w:t>
+        <w:t xml:space="preserve">Fallback — Netlify CLI (manual deploy, e.g. before the Git link existed, or for out-of-band testing)</w:t>
+      </w:r>
+    </w:p>
+    <w:p>
+      <w:pPr>
+        <w:shd w:fill="F3F4F6" w:val="clear"/>
+        <w:spacing w:after="40" w:before="40"/>
+        <w:ind w:left="360"/>
+      </w:pPr>
+      <w:r>
+        <w:rPr>
+          <w:rFonts w:ascii="Calibri" w:cs="Calibri" w:eastAsia="Calibri" w:hAnsi="Calibri"/>
+          <w:b w:val="false"/>
+          <w:bCs w:val="false"/>
+          <w:i w:val="false"/>
+          <w:iCs w:val="false"/>
+          <w:color w:val="1A8070"/>
+          <w:sz w:val="18"/>
+          <w:szCs w:val="18"/>
+        </w:rPr>
+        <w:t xml:space="preserve">cd msp-report-builder</w:t>
+      </w:r>
+    </w:p>
+    <w:p>
+      <w:pPr>
+        <w:shd w:fill="F3F4F6" w:val="clear"/>
+        <w:spacing w:after="40" w:before="40"/>
+        <w:ind w:left="360"/>
+      </w:pPr>
+      <w:r>
+        <w:rPr>
+          <w:rFonts w:ascii="Calibri" w:cs="Calibri" w:eastAsia="Calibri" w:hAnsi="Calibri"/>
+          <w:b w:val="false"/>
+          <w:bCs w:val="false"/>
+          <w:i w:val="false"/>
+          <w:iCs w:val="false"/>
+          <w:color w:val="1A8070"/>
+          <w:sz w:val="18"/>
+          <w:szCs w:val="18"/>
+        </w:rPr>
+        <w:t xml:space="preserve">npm install</w:t>
+      </w:r>
+    </w:p>
+    <w:p>
+      <w:pPr>
+        <w:shd w:fill="F3F4F6" w:val="clear"/>
+        <w:spacing w:after="40" w:before="40"/>
+        <w:ind w:left="360"/>
+      </w:pPr>
+      <w:r>
+        <w:rPr>
+          <w:rFonts w:ascii="Calibri" w:cs="Calibri" w:eastAsia="Calibri" w:hAnsi="Calibri"/>
+          <w:b w:val="false"/>
+          <w:bCs w:val="false"/>
+          <w:i w:val="false"/>
+          <w:iCs w:val="false"/>
+          <w:color w:val="1A8070"/>
+          <w:sz w:val="18"/>
+          <w:szCs w:val="18"/>
+        </w:rPr>
+        <w:t xml:space="preserve">netlify deploy --prod</w:t>
+      </w:r>
+    </w:p>
+    <w:p>
+      <w:pPr>
+        <w:spacing w:after="120" w:before="0"/>
+        <w:jc w:val="left"/>
+      </w:pPr>
+    </w:p>
+    <w:p>
+      <w:pPr>
+        <w:pStyle w:val="Heading3"/>
+        <w:spacing w:after="60" w:before="180"/>
+      </w:pPr>
+      <w:r>
+        <w:rPr>
+          <w:rFonts w:ascii="Calibri" w:cs="Calibri" w:eastAsia="Calibri" w:hAnsi="Calibri"/>
+          <w:b/>
+          <w:bCs/>
+          <w:i w:val="false"/>
+          <w:iCs w:val="false"/>
+          <w:color w:val="1F2937"/>
+          <w:sz w:val="21"/>
+          <w:szCs w:val="21"/>
+        </w:rPr>
+        <w:t xml:space="preserve">Option — Netlify UI drag-and-drop</w:t>
       </w:r>
     </w:p>
     <w:p>
@@ -3849,7 +4289,26 @@
           <w:sz w:val="19"/>
           <w:szCs w:val="19"/>
         </w:rPr>
-        <w:t xml:space="preserve">Drag the project folder (or a zip including node_modules) onto the Deploys tab in the Netlify dashboard. Note: the UI method does not run npm install automatically — node_modules must be included in the zip, or the export-docx function will fail to load the docx package at runtime.</w:t>
+        <w:t xml:space="preserve">Drag the project folder (or a zip including node_modules) onto the Deploys tab in the Netlify dashboard. Note: the UI method does not run npm install automatically — node_modules must be included in the zip, or the export-docx and export-pdf functions will fail to load their npm packages at runtime.</w:t>
+      </w:r>
+    </w:p>
+    <w:p>
+      <w:pPr>
+        <w:spacing w:after="120" w:before="0"/>
+        <w:jc w:val="left"/>
+      </w:pPr>
+      <w:r>
+        <w:rPr>
+          <w:rFonts w:ascii="Calibri" w:cs="Calibri" w:eastAsia="Calibri" w:hAnsi="Calibri"/>
+          <w:b w:val="false"/>
+          <w:bCs w:val="false"/>
+          <w:i w:val="false"/>
+          <w:iCs w:val="false"/>
+          <w:color w:val="1F2937"/>
+          <w:sz w:val="19"/>
+          <w:szCs w:val="19"/>
+        </w:rPr>
+        <w:t xml:space="preserve">Linking a GitHub repo to Netlify for continuous deployment itself required one interactive, non-scriptable step (Netlify’s dashboard "Link repository" flow, which installs a deploy key on the GitHub repo) — see DEPLOY.md for the full one-time setup runbook. That step has already been completed for this project.</w:t>
       </w:r>
     </w:p>
     <w:p>
